--- a/politica-controle-tecnologico/arquivos/Anexo_5_Indicadores_R00.docx
+++ b/politica-controle-tecnologico/arquivos/Anexo_5_Indicadores_R00.docx
@@ -2265,7 +2265,7 @@
         <w:noProof/>
       </w:rPr>
       <w:drawing>
-        <wp:inline distT="0" distB="0" distL="0" distR="0" wp14:anchorId="719305F9" wp14:editId="30591872">
+        <wp:inline distT="0" distB="0" distL="0" distR="0" wp14:anchorId="304E2A3A" wp14:editId="41B6B8FB">
           <wp:extent cx="1872000" cy="501930"/>
           <wp:effectExtent l="0" t="0" r="0" b="0"/>
           <wp:docPr id="1" name="Picture 1"/>
@@ -2477,31 +2477,31 @@
       </w:rPr>
     </w:lvl>
   </w:abstractNum>
-  <w:num w:numId="1" w16cid:durableId="2077629615">
+  <w:num w:numId="1" w16cid:durableId="1634865584">
     <w:abstractNumId w:val="8"/>
   </w:num>
-  <w:num w:numId="2" w16cid:durableId="317004070">
+  <w:num w:numId="2" w16cid:durableId="1855193463">
     <w:abstractNumId w:val="6"/>
   </w:num>
-  <w:num w:numId="3" w16cid:durableId="843016052">
+  <w:num w:numId="3" w16cid:durableId="1784693983">
     <w:abstractNumId w:val="5"/>
   </w:num>
-  <w:num w:numId="4" w16cid:durableId="794444064">
+  <w:num w:numId="4" w16cid:durableId="2012099371">
     <w:abstractNumId w:val="4"/>
   </w:num>
-  <w:num w:numId="5" w16cid:durableId="668942926">
+  <w:num w:numId="5" w16cid:durableId="1622420241">
     <w:abstractNumId w:val="7"/>
   </w:num>
-  <w:num w:numId="6" w16cid:durableId="700015353">
+  <w:num w:numId="6" w16cid:durableId="1857884626">
     <w:abstractNumId w:val="3"/>
   </w:num>
-  <w:num w:numId="7" w16cid:durableId="648092656">
+  <w:num w:numId="7" w16cid:durableId="346490416">
     <w:abstractNumId w:val="2"/>
   </w:num>
-  <w:num w:numId="8" w16cid:durableId="1801612731">
+  <w:num w:numId="8" w16cid:durableId="1546287826">
     <w:abstractNumId w:val="1"/>
   </w:num>
-  <w:num w:numId="9" w16cid:durableId="120077049">
+  <w:num w:numId="9" w16cid:durableId="1863127316">
     <w:abstractNumId w:val="0"/>
   </w:num>
 </w:numbering>

--- a/politica-controle-tecnologico/arquivos/Anexo_5_Indicadores_R00.docx
+++ b/politica-controle-tecnologico/arquivos/Anexo_5_Indicadores_R00.docx
@@ -2265,7 +2265,7 @@
         <w:noProof/>
       </w:rPr>
       <w:drawing>
-        <wp:inline distT="0" distB="0" distL="0" distR="0" wp14:anchorId="304E2A3A" wp14:editId="41B6B8FB">
+        <wp:inline distT="0" distB="0" distL="0" distR="0" wp14:anchorId="583725E6" wp14:editId="56B5C4CA">
           <wp:extent cx="1872000" cy="501930"/>
           <wp:effectExtent l="0" t="0" r="0" b="0"/>
           <wp:docPr id="1" name="Picture 1"/>
@@ -2477,31 +2477,31 @@
       </w:rPr>
     </w:lvl>
   </w:abstractNum>
-  <w:num w:numId="1" w16cid:durableId="1634865584">
+  <w:num w:numId="1" w16cid:durableId="870150017">
     <w:abstractNumId w:val="8"/>
   </w:num>
-  <w:num w:numId="2" w16cid:durableId="1855193463">
+  <w:num w:numId="2" w16cid:durableId="1562207777">
     <w:abstractNumId w:val="6"/>
   </w:num>
-  <w:num w:numId="3" w16cid:durableId="1784693983">
+  <w:num w:numId="3" w16cid:durableId="818037125">
     <w:abstractNumId w:val="5"/>
   </w:num>
-  <w:num w:numId="4" w16cid:durableId="2012099371">
+  <w:num w:numId="4" w16cid:durableId="206114823">
     <w:abstractNumId w:val="4"/>
   </w:num>
-  <w:num w:numId="5" w16cid:durableId="1622420241">
+  <w:num w:numId="5" w16cid:durableId="568459631">
     <w:abstractNumId w:val="7"/>
   </w:num>
-  <w:num w:numId="6" w16cid:durableId="1857884626">
+  <w:num w:numId="6" w16cid:durableId="572662545">
     <w:abstractNumId w:val="3"/>
   </w:num>
-  <w:num w:numId="7" w16cid:durableId="346490416">
+  <w:num w:numId="7" w16cid:durableId="1824588531">
     <w:abstractNumId w:val="2"/>
   </w:num>
-  <w:num w:numId="8" w16cid:durableId="1546287826">
+  <w:num w:numId="8" w16cid:durableId="1033116780">
     <w:abstractNumId w:val="1"/>
   </w:num>
-  <w:num w:numId="9" w16cid:durableId="1863127316">
+  <w:num w:numId="9" w16cid:durableId="1085615828">
     <w:abstractNumId w:val="0"/>
   </w:num>
 </w:numbering>
